--- a/Learning Roadmap Python.docx
+++ b/Learning Roadmap Python.docx
@@ -410,7 +410,20 @@
     <w:p/>
     <w:p>
       <w:r>
-        <w:t># Sets (unique items)</w:t>
+        <w:t xml:space="preserve"># Sets (unique </w:t>
+      </w:r>
+      <w:proofErr w:type="spellStart"/>
+      <w:proofErr w:type="gramStart"/>
+      <w:r>
+        <w:t>items</w:t>
+      </w:r>
+      <w:r>
+        <w:t>,ordered</w:t>
+      </w:r>
+      <w:proofErr w:type="spellEnd"/>
+      <w:proofErr w:type="gramEnd"/>
+      <w:r>
+        <w:t>)</w:t>
       </w:r>
     </w:p>
     <w:p>
@@ -666,6 +679,7 @@
         <w:t>21))</w:t>
       </w:r>
     </w:p>
+    <w:p/>
     <w:p>
       <w:pPr>
         <w:rPr>
@@ -718,6 +732,7 @@
     </w:p>
     <w:p>
       <w:r>
+        <w:lastRenderedPageBreak/>
         <w:t>    pass</w:t>
       </w:r>
     </w:p>
@@ -834,6 +849,370 @@
         <w:t>"Clean up if needed.")</w:t>
       </w:r>
     </w:p>
+    <w:p/>
+    <w:p>
+      <w:pPr>
+        <w:rPr>
+          <w:b/>
+          <w:bCs/>
+        </w:rPr>
+      </w:pPr>
+      <w:r>
+        <w:rPr>
+          <w:b/>
+          <w:bCs/>
+        </w:rPr>
+        <w:t>6) File I/O</w:t>
+      </w:r>
+    </w:p>
+    <w:p>
+      <w:r>
+        <w:rPr>
+          <w:b/>
+          <w:bCs/>
+        </w:rPr>
+        <w:t>Topics:</w:t>
+      </w:r>
+      <w:r>
+        <w:t xml:space="preserve"> </w:t>
+      </w:r>
+      <w:proofErr w:type="gramStart"/>
+      <w:r>
+        <w:t>open(</w:t>
+      </w:r>
+      <w:proofErr w:type="gramEnd"/>
+      <w:r>
+        <w:t>), read/write, context managers</w:t>
+      </w:r>
+      <w:r>
+        <w:br/>
+      </w:r>
+      <w:r>
+        <w:rPr>
+          <w:b/>
+          <w:bCs/>
+        </w:rPr>
+        <w:t>Example:</w:t>
+      </w:r>
+    </w:p>
+    <w:p>
+      <w:r>
+        <w:t>Python</w:t>
+      </w:r>
+    </w:p>
+    <w:p>
+      <w:r>
+        <w:t># Write</w:t>
+      </w:r>
+    </w:p>
+    <w:p>
+      <w:r>
+        <w:t>lines = ["alpha", "beta", "gamma"]</w:t>
+      </w:r>
+    </w:p>
+    <w:p>
+      <w:r>
+        <w:t xml:space="preserve">with </w:t>
+      </w:r>
+      <w:proofErr w:type="gramStart"/>
+      <w:r>
+        <w:t>open(</w:t>
+      </w:r>
+      <w:proofErr w:type="gramEnd"/>
+      <w:r>
+        <w:t>"data.txt", "w", encoding="utf-8") as f:</w:t>
+      </w:r>
+    </w:p>
+    <w:p>
+      <w:r>
+        <w:t>for line in lines:</w:t>
+      </w:r>
+    </w:p>
+    <w:p>
+      <w:proofErr w:type="spellStart"/>
+      <w:proofErr w:type="gramStart"/>
+      <w:r>
+        <w:t>f.write</w:t>
+      </w:r>
+      <w:proofErr w:type="spellEnd"/>
+      <w:proofErr w:type="gramEnd"/>
+      <w:r>
+        <w:t>(line + "\n")</w:t>
+      </w:r>
+    </w:p>
+    <w:p/>
+    <w:p>
+      <w:r>
+        <w:t># Read</w:t>
+      </w:r>
+    </w:p>
+    <w:p>
+      <w:r>
+        <w:t xml:space="preserve">with </w:t>
+      </w:r>
+      <w:proofErr w:type="gramStart"/>
+      <w:r>
+        <w:t>open(</w:t>
+      </w:r>
+      <w:proofErr w:type="gramEnd"/>
+      <w:r>
+        <w:t>"data.txt", "r", encoding="utf-8") as f:</w:t>
+      </w:r>
+    </w:p>
+    <w:p>
+      <w:r>
+        <w:t xml:space="preserve">content = </w:t>
+      </w:r>
+      <w:proofErr w:type="spellStart"/>
+      <w:proofErr w:type="gramStart"/>
+      <w:r>
+        <w:t>f.read</w:t>
+      </w:r>
+      <w:proofErr w:type="spellEnd"/>
+      <w:proofErr w:type="gramEnd"/>
+      <w:r>
+        <w:t>()</w:t>
+      </w:r>
+    </w:p>
+    <w:p>
+      <w:r>
+        <w:t>print(content)</w:t>
+      </w:r>
+    </w:p>
+    <w:p>
+      <w:pPr>
+        <w:rPr>
+          <w:b/>
+          <w:bCs/>
+        </w:rPr>
+      </w:pPr>
+      <w:r>
+        <w:rPr>
+          <w:b/>
+          <w:bCs/>
+        </w:rPr>
+        <w:lastRenderedPageBreak/>
+        <w:t>7) Comprehensions &amp; Functional Tools</w:t>
+      </w:r>
+    </w:p>
+    <w:p>
+      <w:r>
+        <w:rPr>
+          <w:b/>
+          <w:bCs/>
+        </w:rPr>
+        <w:t>Topics:</w:t>
+      </w:r>
+      <w:r>
+        <w:t xml:space="preserve"> list/</w:t>
+      </w:r>
+      <w:proofErr w:type="spellStart"/>
+      <w:r>
+        <w:t>dict</w:t>
+      </w:r>
+      <w:proofErr w:type="spellEnd"/>
+      <w:r>
+        <w:t>/set comprehensions, map, filter, reduce</w:t>
+      </w:r>
+      <w:r>
+        <w:br/>
+      </w:r>
+      <w:r>
+        <w:rPr>
+          <w:b/>
+          <w:bCs/>
+        </w:rPr>
+        <w:t>Example:</w:t>
+      </w:r>
+    </w:p>
+    <w:p>
+      <w:r>
+        <w:t>Python</w:t>
+      </w:r>
+    </w:p>
+    <w:p>
+      <w:proofErr w:type="spellStart"/>
+      <w:r>
+        <w:t>nums</w:t>
+      </w:r>
+      <w:proofErr w:type="spellEnd"/>
+      <w:r>
+        <w:t xml:space="preserve"> = [1, 2, 3, 4, 5]</w:t>
+      </w:r>
+    </w:p>
+    <w:p>
+      <w:r>
+        <w:t xml:space="preserve">squares = [n*n for n in </w:t>
+      </w:r>
+      <w:proofErr w:type="spellStart"/>
+      <w:r>
+        <w:t>nums</w:t>
+      </w:r>
+      <w:proofErr w:type="spellEnd"/>
+      <w:r>
+        <w:t xml:space="preserve"> if n % 2 == 1]</w:t>
+      </w:r>
+    </w:p>
+    <w:p>
+      <w:proofErr w:type="spellStart"/>
+      <w:r>
+        <w:t>name_lengths</w:t>
+      </w:r>
+      <w:proofErr w:type="spellEnd"/>
+      <w:r>
+        <w:t xml:space="preserve"> = {name: </w:t>
+      </w:r>
+      <w:proofErr w:type="spellStart"/>
+      <w:r>
+        <w:t>len</w:t>
+      </w:r>
+      <w:proofErr w:type="spellEnd"/>
+      <w:r>
+        <w:t>(name) for name in ["QA", "Dev", "Ops"]}</w:t>
+      </w:r>
+    </w:p>
+    <w:p>
+      <w:proofErr w:type="spellStart"/>
+      <w:r>
+        <w:t>unique_evens</w:t>
+      </w:r>
+      <w:proofErr w:type="spellEnd"/>
+      <w:r>
+        <w:t xml:space="preserve"> = {n for n in </w:t>
+      </w:r>
+      <w:proofErr w:type="gramStart"/>
+      <w:r>
+        <w:t>range(</w:t>
+      </w:r>
+      <w:proofErr w:type="gramEnd"/>
+      <w:r>
+        <w:t xml:space="preserve">10) if n </w:t>
+      </w:r>
+    </w:p>
+    <w:p/>
+    <w:p>
+      <w:pPr>
+        <w:rPr>
+          <w:b/>
+          <w:bCs/>
+        </w:rPr>
+      </w:pPr>
+      <w:r>
+        <w:rPr>
+          <w:b/>
+          <w:bCs/>
+        </w:rPr>
+        <w:t>8) Iterators &amp; Generators</w:t>
+      </w:r>
+    </w:p>
+    <w:p>
+      <w:r>
+        <w:rPr>
+          <w:b/>
+          <w:bCs/>
+        </w:rPr>
+        <w:t>Topics:</w:t>
+      </w:r>
+      <w:r>
+        <w:t xml:space="preserve"> </w:t>
+      </w:r>
+      <w:proofErr w:type="gramStart"/>
+      <w:r>
+        <w:t>iter(</w:t>
+      </w:r>
+      <w:proofErr w:type="gramEnd"/>
+      <w:r>
+        <w:t xml:space="preserve">), </w:t>
+      </w:r>
+      <w:proofErr w:type="gramStart"/>
+      <w:r>
+        <w:t>next(</w:t>
+      </w:r>
+      <w:proofErr w:type="gramEnd"/>
+      <w:r>
+        <w:t>), yield, lazy evaluation</w:t>
+      </w:r>
+      <w:r>
+        <w:br/>
+      </w:r>
+      <w:r>
+        <w:rPr>
+          <w:b/>
+          <w:bCs/>
+        </w:rPr>
+        <w:t>Example:</w:t>
+      </w:r>
+    </w:p>
+    <w:p>
+      <w:r>
+        <w:t>Python</w:t>
+      </w:r>
+    </w:p>
+    <w:p>
+      <w:r>
+        <w:t xml:space="preserve">def </w:t>
+      </w:r>
+      <w:proofErr w:type="spellStart"/>
+      <w:r>
+        <w:t>fibonacci</w:t>
+      </w:r>
+      <w:proofErr w:type="spellEnd"/>
+      <w:r>
+        <w:t>(limit):</w:t>
+      </w:r>
+    </w:p>
+    <w:p>
+      <w:r>
+        <w:t>a, b = 0, 1</w:t>
+      </w:r>
+    </w:p>
+    <w:p>
+      <w:r>
+        <w:t>while a &lt;= limit:</w:t>
+      </w:r>
+    </w:p>
+    <w:p>
+      <w:r>
+        <w:t>yield a</w:t>
+      </w:r>
+    </w:p>
+    <w:p>
+      <w:r>
+        <w:t>a, b = b, a + b</w:t>
+      </w:r>
+    </w:p>
+    <w:p/>
+    <w:p>
+      <w:r>
+        <w:t xml:space="preserve">for n in </w:t>
+      </w:r>
+      <w:proofErr w:type="spellStart"/>
+      <w:proofErr w:type="gramStart"/>
+      <w:r>
+        <w:t>fibonacci</w:t>
+      </w:r>
+      <w:proofErr w:type="spellEnd"/>
+      <w:r>
+        <w:t>(</w:t>
+      </w:r>
+      <w:proofErr w:type="gramEnd"/>
+      <w:r>
+        <w:t>50):</w:t>
+      </w:r>
+    </w:p>
+    <w:p>
+      <w:proofErr w:type="gramStart"/>
+      <w:r>
+        <w:t>print(</w:t>
+      </w:r>
+      <w:proofErr w:type="gramEnd"/>
+      <w:r>
+        <w:t>n, end=" ")</w:t>
+      </w:r>
+    </w:p>
+    <w:p/>
+    <w:p/>
+    <w:p/>
     <w:p/>
     <w:p/>
     <w:p/>
